--- a/Resume.docx
+++ b/Resume.docx
@@ -61,6 +61,14 @@
       <w:r>
         <w:t xml:space="preserve"> Portfolio: </w:t>
       </w:r>
+      <w:hyperlink r:id="rId5" w:history="1">
+        <w:r>
+          <w:rPr>
+            <w:rStyle w:val="Hyperlink"/>
+          </w:rPr>
+          <w:t>Portfolio Website</w:t>
+        </w:r>
+      </w:hyperlink>
       <w:r>
         <w:br/>
       </w:r>
@@ -73,7 +81,7 @@
       <w:r>
         <w:t xml:space="preserve"> GitHub: </w:t>
       </w:r>
-      <w:hyperlink r:id="rId5" w:history="1">
+      <w:hyperlink r:id="rId6" w:history="1">
         <w:r>
           <w:rPr>
             <w:rStyle w:val="Hyperlink"/>
@@ -93,7 +101,7 @@
       <w:r>
         <w:t xml:space="preserve"> LinkedIn: </w:t>
       </w:r>
-      <w:hyperlink r:id="rId6" w:history="1">
+      <w:hyperlink r:id="rId7" w:history="1">
         <w:r>
           <w:rPr>
             <w:rStyle w:val="Hyperlink"/>
@@ -105,7 +113,7 @@
     <w:p>
       <w:r>
         <w:pict w14:anchorId="64759777">
-          <v:rect id="_x0000_i1091" style="width:0;height:1.5pt" o:hralign="center" o:hrstd="t" o:hr="t" fillcolor="#a0a0a0" stroked="f"/>
+          <v:rect id="_x0000_i1025" style="width:0;height:1.5pt" o:hralign="center" o:hrstd="t" o:hr="t" fillcolor="#a0a0a0" stroked="f"/>
         </w:pict>
       </w:r>
     </w:p>
@@ -126,13 +134,7 @@
     </w:p>
     <w:p>
       <w:r>
-        <w:t xml:space="preserve">Frontend Developer with a </w:t>
-      </w:r>
-      <w:r>
-        <w:t>master’s degree in computer applications</w:t>
-      </w:r>
-      <w:r>
-        <w:t xml:space="preserve"> from Uttaranchal University, experienced in building responsive and user-friendly websites using WordPress along with custom HTML, CSS, and JavaScript.</w:t>
+        <w:t>Frontend Developer with a master’s degree in computer applications from Uttaranchal University, experienced in building responsive and user-friendly websites using WordPress along with custom HTML, CSS, and JavaScript.</w:t>
       </w:r>
     </w:p>
     <w:p>
@@ -143,7 +145,7 @@
     <w:p>
       <w:r>
         <w:pict w14:anchorId="0E40A3D9">
-          <v:rect id="_x0000_i1092" style="width:0;height:1.5pt" o:hralign="center" o:hrstd="t" o:hr="t" fillcolor="#a0a0a0" stroked="f"/>
+          <v:rect id="_x0000_i1026" style="width:0;height:1.5pt" o:hralign="center" o:hrstd="t" o:hr="t" fillcolor="#a0a0a0" stroked="f"/>
         </w:pict>
       </w:r>
     </w:p>
@@ -185,7 +187,7 @@
     <w:p>
       <w:r>
         <w:pict w14:anchorId="60DA79B9">
-          <v:rect id="_x0000_i1093" style="width:0;height:1.5pt" o:hralign="center" o:hrstd="t" o:hr="t" fillcolor="#a0a0a0" stroked="f"/>
+          <v:rect id="_x0000_i1027" style="width:0;height:1.5pt" o:hralign="center" o:hrstd="t" o:hr="t" fillcolor="#a0a0a0" stroked="f"/>
         </w:pict>
       </w:r>
     </w:p>
@@ -334,7 +336,7 @@
     <w:p>
       <w:r>
         <w:pict w14:anchorId="387C8965">
-          <v:rect id="_x0000_i1094" style="width:0;height:1.5pt" o:hralign="center" o:hrstd="t" o:hr="t" fillcolor="#a0a0a0" stroked="f"/>
+          <v:rect id="_x0000_i1028" style="width:0;height:1.5pt" o:hralign="center" o:hrstd="t" o:hr="t" fillcolor="#a0a0a0" stroked="f"/>
         </w:pict>
       </w:r>
       <w:r>
@@ -436,7 +438,7 @@
     <w:p>
       <w:r>
         <w:pict w14:anchorId="1CAFC3B5">
-          <v:rect id="_x0000_i1095" style="width:0;height:1.5pt" o:hralign="center" o:hrstd="t" o:hr="t" fillcolor="#a0a0a0" stroked="f"/>
+          <v:rect id="_x0000_i1029" style="width:0;height:1.5pt" o:hralign="center" o:hrstd="t" o:hr="t" fillcolor="#a0a0a0" stroked="f"/>
         </w:pict>
       </w:r>
     </w:p>
@@ -480,7 +482,7 @@
       <w:r>
         <w:t xml:space="preserve"> </w:t>
       </w:r>
-      <w:hyperlink r:id="rId7" w:tgtFrame="_new" w:history="1">
+      <w:hyperlink r:id="rId8" w:tgtFrame="_new" w:history="1">
         <w:r>
           <w:rPr>
             <w:rStyle w:val="Hyperlink"/>
@@ -525,7 +527,7 @@
     <w:p>
       <w:r>
         <w:pict w14:anchorId="1DF3AC54">
-          <v:rect id="_x0000_i1096" style="width:0;height:1.5pt" o:hralign="center" o:hrstd="t" o:hr="t" fillcolor="#a0a0a0" stroked="f"/>
+          <v:rect id="_x0000_i1030" style="width:0;height:1.5pt" o:hralign="center" o:hrstd="t" o:hr="t" fillcolor="#a0a0a0" stroked="f"/>
         </w:pict>
       </w:r>
     </w:p>
@@ -554,7 +556,7 @@
       <w:r>
         <w:t xml:space="preserve"> </w:t>
       </w:r>
-      <w:hyperlink r:id="rId8" w:tgtFrame="_new" w:history="1">
+      <w:hyperlink r:id="rId9" w:tgtFrame="_new" w:history="1">
         <w:r>
           <w:rPr>
             <w:rStyle w:val="Hyperlink"/>
@@ -599,7 +601,7 @@
     <w:p>
       <w:r>
         <w:pict w14:anchorId="2826E77C">
-          <v:rect id="_x0000_i1097" style="width:0;height:1.5pt" o:hralign="center" o:hrstd="t" o:hr="t" fillcolor="#a0a0a0" stroked="f"/>
+          <v:rect id="_x0000_i1031" style="width:0;height:1.5pt" o:hralign="center" o:hrstd="t" o:hr="t" fillcolor="#a0a0a0" stroked="f"/>
         </w:pict>
       </w:r>
     </w:p>
@@ -629,7 +631,7 @@
       <w:r>
         <w:t xml:space="preserve"> </w:t>
       </w:r>
-      <w:hyperlink r:id="rId9" w:tgtFrame="_new" w:history="1">
+      <w:hyperlink r:id="rId10" w:tgtFrame="_new" w:history="1">
         <w:r>
           <w:rPr>
             <w:rStyle w:val="Hyperlink"/>
@@ -674,7 +676,7 @@
     <w:p>
       <w:r>
         <w:pict w14:anchorId="778B5922">
-          <v:rect id="_x0000_i1098" style="width:0;height:1.5pt" o:hralign="center" o:hrstd="t" o:hr="t" fillcolor="#a0a0a0" stroked="f"/>
+          <v:rect id="_x0000_i1032" style="width:0;height:1.5pt" o:hralign="center" o:hrstd="t" o:hr="t" fillcolor="#a0a0a0" stroked="f"/>
         </w:pict>
       </w:r>
     </w:p>
@@ -705,7 +707,7 @@
       <w:r>
         <w:t xml:space="preserve"> </w:t>
       </w:r>
-      <w:hyperlink r:id="rId10" w:tgtFrame="_new" w:history="1">
+      <w:hyperlink r:id="rId11" w:tgtFrame="_new" w:history="1">
         <w:r>
           <w:rPr>
             <w:rStyle w:val="Hyperlink"/>
@@ -750,7 +752,7 @@
     <w:p>
       <w:r>
         <w:pict w14:anchorId="37E76C6E">
-          <v:rect id="_x0000_i1099" style="width:0;height:1.5pt" o:hralign="center" o:hrstd="t" o:hr="t" fillcolor="#a0a0a0" stroked="f"/>
+          <v:rect id="_x0000_i1033" style="width:0;height:1.5pt" o:hralign="center" o:hrstd="t" o:hr="t" fillcolor="#a0a0a0" stroked="f"/>
         </w:pict>
       </w:r>
     </w:p>
@@ -788,7 +790,7 @@
       <w:r>
         <w:t xml:space="preserve"> </w:t>
       </w:r>
-      <w:hyperlink r:id="rId11" w:tgtFrame="_new" w:history="1">
+      <w:hyperlink r:id="rId12" w:tgtFrame="_new" w:history="1">
         <w:r>
           <w:rPr>
             <w:rStyle w:val="Hyperlink"/>
@@ -833,7 +835,7 @@
     <w:p>
       <w:r>
         <w:pict w14:anchorId="44379433">
-          <v:rect id="_x0000_i1100" style="width:0;height:1.5pt" o:hralign="center" o:hrstd="t" o:hr="t" fillcolor="#a0a0a0" stroked="f"/>
+          <v:rect id="_x0000_i1034" style="width:0;height:1.5pt" o:hralign="center" o:hrstd="t" o:hr="t" fillcolor="#a0a0a0" stroked="f"/>
         </w:pict>
       </w:r>
     </w:p>
@@ -899,7 +901,7 @@
     <w:p>
       <w:r>
         <w:pict w14:anchorId="233D3302">
-          <v:rect id="_x0000_i1101" style="width:0;height:1.5pt" o:hralign="center" o:hrstd="t" o:hr="t" fillcolor="#a0a0a0" stroked="f"/>
+          <v:rect id="_x0000_i1035" style="width:0;height:1.5pt" o:hralign="center" o:hrstd="t" o:hr="t" fillcolor="#a0a0a0" stroked="f"/>
         </w:pict>
       </w:r>
     </w:p>
@@ -3061,6 +3063,7 @@
   <w:style w:type="character" w:default="1" w:styleId="DefaultParagraphFont">
     <w:name w:val="Default Paragraph Font"/>
     <w:uiPriority w:val="1"/>
+    <w:semiHidden/>
     <w:unhideWhenUsed/>
   </w:style>
   <w:style w:type="table" w:default="1" w:styleId="TableNormal">
